--- a/data/human_paras/human_para_85.docx
+++ b/data/human_paras/human_para_85.docx
@@ -4,7 +4,7 @@
   <w:body>
     <w:p>
       <w:r>
-        <w:t>The additional education will also be fundamental in preparing me to take an active role in the future of nursing by arming me with the skills needed to transition into leadership roles in the healthcare setting. In addition, it will expand my competency in discharging significant functions such as designing and implementing community programs geared towards enhancing the health of the masses, such as vaccination and health education programs.</w:t>
+        <w:t>Continuing education should be mandatory in significant areas of specialization in the medical field, such as nursing. The reason for making this claim is that the process improves the quality of care disseminated in the healthcare setting by ensuring that the nurses are constantly updated on the current trends in the medical field. Studies show that the healthcare needs of the patients keep changing from time to time (Ref-u639709). Subsequently, more advanced technological tools are created to improve the standards of care that patients receive. Further, investigative researches elicit new evidence that enhances the practices used in caring for patients. Therefore, continuous education ensures that nurses are well-equipped to handle the dynamic needs of the patients effectively and competently.</w:t>
       </w:r>
     </w:p>
     <w:sectPr>
